--- a/inst/shiny/pcurveMix_style.docx
+++ b/inst/shiny/pcurveMix_style.docx
@@ -5,13 +5,26 @@
     <w:p>
       <w:pPr>
         <w:pStyle w:val="Title"/>
+        <w:spacing w:before="120" w:after="120"/>
+        <w:rPr>
+          <w:sz w:val="32"/>
+          <w:szCs w:val="32"/>
+        </w:rPr>
       </w:pPr>
       <w:proofErr w:type="spellStart"/>
       <w:r>
+        <w:rPr>
+          <w:sz w:val="32"/>
+          <w:szCs w:val="32"/>
+        </w:rPr>
         <w:t>pcurveMix</w:t>
       </w:r>
       <w:proofErr w:type="spellEnd"/>
       <w:r>
+        <w:rPr>
+          <w:sz w:val="32"/>
+          <w:szCs w:val="32"/>
+        </w:rPr>
         <w:t xml:space="preserve"> template</w:t>
       </w:r>
     </w:p>
@@ -26,9 +39,17 @@
     <w:p>
       <w:pPr>
         <w:pStyle w:val="Heading1"/>
+        <w:rPr>
+          <w:sz w:val="28"/>
+          <w:szCs w:val="28"/>
+        </w:rPr>
       </w:pPr>
       <w:bookmarkStart w:id="0" w:name="deciding-whether-a-drug-helps"/>
       <w:r>
+        <w:rPr>
+          <w:sz w:val="28"/>
+          <w:szCs w:val="28"/>
+        </w:rPr>
         <w:t>Heading</w:t>
       </w:r>
     </w:p>
